--- a/pages/MFM.Resume.9.3ca.docx
+++ b/pages/MFM.Resume.9.3ca.docx
@@ -123,6 +123,7 @@
         <w:jc w:val="center"/>
         <w:rPr>
           <w:rFonts w:ascii="Garamond" w:hAnsi="Garamond" w:cs="Garamond"/>
+          <w:color w:val="2F5496"/>
           <w:sz w:val="28"/>
           <w:szCs w:val="28"/>
         </w:rPr>
@@ -193,14 +194,12 @@
       <w:hyperlink r:id="rId12" w:history="1">
         <w:r>
           <w:rPr>
-            <w:rStyle w:val="Hyperlink"/>
             <w:rFonts w:ascii="Garamond" w:hAnsi="Garamond" w:cs="Garamond"/>
             <w:color w:val="2F5496"/>
             <w:sz w:val="28"/>
             <w:szCs w:val="28"/>
-            <w:u w:val="none"/>
           </w:rPr>
-          <w:t>http://www.linkedin.com/in/mfmnow</w:t>
+          <w:t>https://www.linkedin.com/in/mfmnow</w:t>
         </w:r>
       </w:hyperlink>
     </w:p>
